--- a/rapports/16_02_2026/ABD/coh_EQ9_sup_072203020015.docx
+++ b/rapports/16_02_2026/ABD/coh_EQ9_sup_072203020015.docx
@@ -25,7 +25,7 @@
         <w:br/>
         <w:t>Grappe: 072203020015</w:t>
         <w:br/>
-        <w:t>Date: 16/02/2026 a 12:41</w:t>
+        <w:t>Date: 16/02/2026 a 12:58</w:t>
       </w:r>
     </w:p>
     <w:p/>

--- a/rapports/16_02_2026/ABD/coh_EQ9_sup_072203020015.docx
+++ b/rapports/16_02_2026/ABD/coh_EQ9_sup_072203020015.docx
@@ -25,7 +25,7 @@
         <w:br/>
         <w:t>Grappe: 072203020015</w:t>
         <w:br/>
-        <w:t>Date: 16/02/2026 a 12:58</w:t>
+        <w:t>Date: 16/02/2026 a 13:06</w:t>
       </w:r>
     </w:p>
     <w:p/>
@@ -263,38 +263,6 @@
           </w:tcPr>
           <w:p>
             <w:r>
-              <w:t>Section1</w:t>
-            </w:r>
-          </w:p>
-        </w:tc>
-        <w:tc>
-          <w:tcPr>
-            <w:tcW w:type="dxa" w:w="3324"/>
-          </w:tcPr>
-          <w:p>
-            <w:r>
-              <w:t>Caracteristiques des membres</w:t>
-            </w:r>
-          </w:p>
-        </w:tc>
-        <w:tc>
-          <w:tcPr>
-            <w:tcW w:type="dxa" w:w="3324"/>
-          </w:tcPr>
-          <w:p>
-            <w:r>
-              <w:t>10</w:t>
-            </w:r>
-          </w:p>
-        </w:tc>
-      </w:tr>
-      <w:tr>
-        <w:tc>
-          <w:tcPr>
-            <w:tcW w:type="dxa" w:w="3324"/>
-          </w:tcPr>
-          <w:p>
-            <w:r>
               <w:t>Section2</w:t>
             </w:r>
           </w:p>
@@ -348,6 +316,38 @@
           <w:p>
             <w:r>
               <w:t>10</w:t>
+            </w:r>
+          </w:p>
+        </w:tc>
+      </w:tr>
+      <w:tr>
+        <w:tc>
+          <w:tcPr>
+            <w:tcW w:type="dxa" w:w="3324"/>
+          </w:tcPr>
+          <w:p>
+            <w:r>
+              <w:t>Section1</w:t>
+            </w:r>
+          </w:p>
+        </w:tc>
+        <w:tc>
+          <w:tcPr>
+            <w:tcW w:type="dxa" w:w="3324"/>
+          </w:tcPr>
+          <w:p>
+            <w:r>
+              <w:t>Caracteristiques des membres</w:t>
+            </w:r>
+          </w:p>
+        </w:tc>
+        <w:tc>
+          <w:tcPr>
+            <w:tcW w:type="dxa" w:w="3324"/>
+          </w:tcPr>
+          <w:p>
+            <w:r>
+              <w:t>9</w:t>
             </w:r>
           </w:p>
         </w:tc>
@@ -423,38 +423,6 @@
           </w:tcPr>
           <w:p>
             <w:r>
-              <w:t>Section12</w:t>
-            </w:r>
-          </w:p>
-        </w:tc>
-        <w:tc>
-          <w:tcPr>
-            <w:tcW w:type="dxa" w:w="3324"/>
-          </w:tcPr>
-          <w:p>
-            <w:r>
-              <w:t>Actifs du menage</w:t>
-            </w:r>
-          </w:p>
-        </w:tc>
-        <w:tc>
-          <w:tcPr>
-            <w:tcW w:type="dxa" w:w="3324"/>
-          </w:tcPr>
-          <w:p>
-            <w:r>
-              <w:t>7</w:t>
-            </w:r>
-          </w:p>
-        </w:tc>
-      </w:tr>
-      <w:tr>
-        <w:tc>
-          <w:tcPr>
-            <w:tcW w:type="dxa" w:w="3324"/>
-          </w:tcPr>
-          <w:p>
-            <w:r>
               <w:t>Section0</w:t>
             </w:r>
           </w:p>
@@ -498,6 +466,38 @@
           <w:p>
             <w:r>
               <w:t>Epargne et credit</w:t>
+            </w:r>
+          </w:p>
+        </w:tc>
+        <w:tc>
+          <w:tcPr>
+            <w:tcW w:type="dxa" w:w="3324"/>
+          </w:tcPr>
+          <w:p>
+            <w:r>
+              <w:t>6</w:t>
+            </w:r>
+          </w:p>
+        </w:tc>
+      </w:tr>
+      <w:tr>
+        <w:tc>
+          <w:tcPr>
+            <w:tcW w:type="dxa" w:w="3324"/>
+          </w:tcPr>
+          <w:p>
+            <w:r>
+              <w:t>Section9e</w:t>
+            </w:r>
+          </w:p>
+        </w:tc>
+        <w:tc>
+          <w:tcPr>
+            <w:tcW w:type="dxa" w:w="3324"/>
+          </w:tcPr>
+          <w:p>
+            <w:r>
+              <w:t>Depenses non-alimentaires - 6 mois</w:t>
             </w:r>
           </w:p>
         </w:tc>
@@ -839,27 +839,6 @@
           <w:color w:val="4672C4"/>
           <w:sz w:val="22"/>
         </w:rPr>
-        <w:t>&gt;&gt; Section1 - Caracteristiques des membres</w:t>
-      </w:r>
-    </w:p>
-    <w:p>
-      <w:pPr>
-        <w:ind w:left="283"/>
-      </w:pPr>
-      <w:r>
-        <w:rPr>
-          <w:sz w:val="20"/>
-        </w:rPr>
-        <w:t>- Attention ! Le montant (4500 Fcfa) dépensé ou reçu en cadeau pour les recharges internet ou de forfaits de données mobiles(hors appels vocaux), aucours des 30 derniers jours de  Marie Therese Diouf est relativement élevé par rapport aux autres montants depansés observés dans cette zone. Prière de corriger ou de confirmer avec le QG.</w:t>
-      </w:r>
-    </w:p>
-    <w:p>
-      <w:r>
-        <w:rPr>
-          <w:b/>
-          <w:color w:val="4672C4"/>
-          <w:sz w:val="22"/>
-        </w:rPr>
         <w:t>&gt;&gt; Section2 - Education</w:t>
       </w:r>
     </w:p>
@@ -988,7 +967,7 @@
         <w:rPr>
           <w:sz w:val="20"/>
         </w:rPr>
-        <w:t>- Attention ! Le prix unitaire d'achat (350 Fcfa) de Lait en poudre en Sachets (Petit) est relativement élevé par rapport aux autres prix observés dans cette zone. Prière de corriger ou de confirmer avec le QG. Attention ! Le prix unitaire d'achat (50 Fcfa) de Ail en Gousse (Moyen) est relativement faible par rapport aux autres prix observés dans cette zone. Prière de corriger ou de confirmer avec le QG. Attention ! Le prix unitaire d'achat (50 Fcfa) de Choux en Morceau (Portion) (Petit) est relativement faible par rapport aux autres prix observés dans cette zone. Prière de corriger ou de confirmer avec le QG. Attention ! Le prix unitaire d'achat (700 Fcfa) de Sucre en poudre  en Kg (taille unique) est relativement élevé par rapport aux autres prix observés dans cette zone. Prière de corriger ou de confirmer avec le QG. Avertissement!!! Le ménage a consommé 0.05 Kg taille unique de Sel, cette quantité semble anormale pour une consommation des 7 derniers jours. prière de corriger ou de confirmer avec le QG. Difficile de consommer le Sel en Kg taille unique prière de verifier. Avertissement!!! Le ménage a consommé 10 Pièce Moyen de Maquereau congelé, cette quantité semble anormale pour une consommation des 7 derniers jours.Prière de corriger ou de confirmer avec le QG. Avertissement!!! Le ménage a consommé 4 Paquet Petit de Thé en sachet, cette quantité semble anormale pour une consommation des 7 derniers jours.Prière de corriger ou de confirmer avec le QG. Avertissement!! le prix unitaire (150 Fcfa) de Thé en sachet (unité: Paquet) de taille Petit est très faible ou élevé. Prière de corriger ou de confirmer avec le QG. Incohérence!! Dans ce ménage, chaque individus consomme par jour 51.67822 Kg  de cereale; Prière de revoir les quantités prises de ces produits.</w:t>
+        <w:t>- Attention ! Le prix unitaire d'achat (200 Fcfa) de Tomate fraîche en Tas (Petit) est relativement élevé par rapport aux autres prix observés dans cette zone. Prière de corriger ou de confirmer avec le QG. Attention ! Le prix unitaire d'achat (350 Fcfa) de Lait en poudre en Sachets (Petit) est relativement élevé par rapport aux autres prix observés dans cette zone. Prière de corriger ou de confirmer avec le QG. Attention ! Le prix unitaire d'achat (50 Fcfa) de Choux en Morceau (Portion) (Petit) est relativement faible par rapport aux autres prix observés dans cette zone. Prière de corriger ou de confirmer avec le QG. Attention ! Le prix unitaire d'achat (700 Fcfa) de Sucre en poudre  en Kg (taille unique) est relativement élevé par rapport aux autres prix observés dans cette zone. Prière de corriger ou de confirmer avec le QG. Avertissement!!! Le ménage a consommé 0.05 Kg taille unique de Sel, cette quantité semble anormale pour une consommation des 7 derniers jours. prière de corriger ou de confirmer avec le QG. Difficile de consommer le Sel en Kg taille unique prière de verifier. Avertissement!!! Le ménage a consommé 10 Pièce Moyen de Maquereau congelé, cette quantité semble anormale pour une consommation des 7 derniers jours.Prière de corriger ou de confirmer avec le QG. Avertissement!!! Le ménage a consommé 4 Paquet Petit de Thé en sachet, cette quantité semble anormale pour une consommation des 7 derniers jours.Prière de corriger ou de confirmer avec le QG. Avertissement!! le prix unitaire (150 Fcfa) de Thé en sachet (unité: Paquet) de taille Petit est très faible ou élevé. Prière de corriger ou de confirmer avec le QG. Incohérence!! Dans ce ménage, chaque individus consomme par jour 97.04858 Kg  de cereale; Prière de revoir les quantités prises de ces produits.</w:t>
       </w:r>
     </w:p>
     <w:p>
@@ -1512,7 +1491,7 @@
         <w:rPr>
           <w:sz w:val="20"/>
         </w:rPr>
-        <w:t>- Attention ! Le prix unitaire d'achat (100 Fcfa) de Citron en Pièce (Moyen) est relativement élevé par rapport aux autres prix observés dans cette zone. Prière de corriger ou de confirmer avec le QG.  La dernière fois que vous avez acheté Citron est propre et semble exister dans les modalités, prière de prendre attache avec le QG pour plus d'explication afin de la classer bien. Attention ! Le prix unitaire d'achat (100 Fcfa) de Poireau en Tas (Tres petit) est relativement élevé par rapport aux autres prix observés dans cette zone. Prière de corriger ou de confirmer avec le QG. Attention ! Le prix unitaire d'achat (200 Fcfa) de Courge en Morceau (Portion) (Petit) est relativement élevé par rapport aux autres prix observés dans cette zone. Prière de corriger ou de confirmer avec le QG. Attention ! Le prix unitaire d'achat (50 Fcfa) de Ail en Gousse (Moyen) est relativement faible par rapport aux autres prix observés dans cette zone. Prière de corriger ou de confirmer avec le QG. Avertissement!!! Le ménage a consommé 5 Paquet Petit de Thé en sachet, cette quantité semble anormale pour une consommation des 7 derniers jours.Prière de corriger ou de confirmer avec le QG. Avertissement!! le prix unitaire (150 Fcfa) de Thé en sachet (unité: Paquet) de taille Petit est très faible ou élevé. Prière de corriger ou de confirmer avec le QG. Incohérence!! Dans ce ménage, chaque individus consomme par jour 38.91857 Kg  de cereale; Prière de revoir les quantités prises de ces produits. Incohérence!! Dans ce ménage, chaque individus consomme par jour 38.91857 Kg  de cereale; Prière de revoir les quantités prises de ces produits. Incohérence!! Dans ce ménage, chaque individus consomme par jour 38.91857 Kg  de cereale; Prière de revoir les quantités prises de ces produits. Le prix d'achat unitaire (1 Fcfa) de Huile de soja  en Bouteille 1l de taille taille unique  est invraisemblable, prière de regarder les reponses prises dans les questions s07bq07a s07bq07b s07bq07c s07bq08 pour mieux corriger.</w:t>
+        <w:t>- Attention ! Le prix unitaire d'achat (100 Fcfa) de Citron en Pièce (Moyen) est relativement élevé par rapport aux autres prix observés dans cette zone. Prière de corriger ou de confirmer avec le QG.  La dernière fois que vous avez acheté Citron est propre et semble exister dans les modalités, prière de prendre attache avec le QG pour plus d'explication afin de la classer bien. Attention ! Le prix unitaire d'achat (100 Fcfa) de Poireau en Tas (Tres petit) est relativement élevé par rapport aux autres prix observés dans cette zone. Prière de corriger ou de confirmer avec le QG. Attention ! Le prix unitaire d'achat (100 Fcfa) de Silure séché en Pièce (Moyen) est relativement faible par rapport aux autres prix observés dans cette zone. Prière de corriger ou de confirmer avec le QG. Attention ! Le prix unitaire d'achat (200 Fcfa) de Courge en Morceau (Portion) (Petit) est relativement élevé par rapport aux autres prix observés dans cette zone. Prière de corriger ou de confirmer avec le QG. Attention ! Le prix unitaire d'achat (200 Fcfa) de Manioc en tubercules en Morceau (Portion) (Moyen) est relativement élevé par rapport aux autres prix observés dans cette zone. Prière de corriger ou de confirmer avec le QG. Attention ! Soupçons de quantité anormale! Le ménage de GERMAINE THIORO TINE avec une taille de 7 personnes a consommé 10 Morceau (Portion) en Moyen de Manioc en tubercules qui est relativement élevé comme consommation par rapport à la condition de vie des autres ménages de même taille dans cette zone. Prière de corriger ou de confirmer avec le QG. Attention ! Le prix unitaire d'achat (200 Fcfa) de Piment frais en Tas (Petit) est relativement élevé par rapport aux autres prix observés dans cette zone. Prière de corriger ou de confirmer avec le QG. Attention ! Le prix unitaire d'achat (250 Fcfa) de Vinaigre de vin en Bouteille 33cl (taille unique) est relativement élevé par rapport aux autres prix observés dans cette zone. Prière de corriger ou de confirmer avec le QG. Avertissement!!! Le ménage a consommé 5 Paquet Petit de Thé en sachet, cette quantité semble anormale pour une consommation des 7 derniers jours.Prière de corriger ou de confirmer avec le QG. Avertissement!! le prix unitaire (150 Fcfa) de Thé en sachet (unité: Paquet) de taille Petit est très faible ou élevé. Prière de corriger ou de confirmer avec le QG. Incohérence!! Dans ce ménage, chaque individus consomme par jour 62.82163 Kg  de cereale; Prière de revoir les quantités prises de ces produits. Incohérence!! Dans ce ménage, chaque individus consomme par jour 62.82163 Kg  de cereale; Prière de revoir les quantités prises de ces produits. Incohérence!! Dans ce ménage, chaque individus consomme par jour 62.82163 Kg  de cereale; Prière de revoir les quantités prises de ces produits. Le prix d'achat unitaire (1 Fcfa) de Huile de soja  en Bouteille 1l de taille taille unique  est invraisemblable, prière de regarder les reponses prises dans les questions s07bq07a s07bq07b s07bq07c s07bq08 pour mieux corriger.</w:t>
       </w:r>
     </w:p>
     <w:p>
@@ -1643,27 +1622,6 @@
         <w:t xml:space="preserve">- Avertissement! Le prix de vente (1 Fcfa) d'un Porcin est trop petit . Veuillez confirmer ces informations avec le QG ou apporter les corrections nécessaires. </w:t>
         <w:br/>
         <w:t>- Avertissement! la valeur de l'achat (500 Fcfa) d'un Poules / poulets est trop petite ou élevée. Veuillez confirmer ces informations avec le QG ou apporter les corrections nécessaires.</w:t>
-      </w:r>
-    </w:p>
-    <w:p>
-      <w:r>
-        <w:rPr>
-          <w:b/>
-          <w:color w:val="4672C4"/>
-          <w:sz w:val="22"/>
-        </w:rPr>
-        <w:t>&gt;&gt; Section19 - Equipements agricoles</w:t>
-      </w:r>
-    </w:p>
-    <w:p>
-      <w:pPr>
-        <w:ind w:left="283"/>
-      </w:pPr>
-      <w:r>
-        <w:rPr>
-          <w:sz w:val="20"/>
-        </w:rPr>
-        <w:t>- Attention ! Machette a été revendu à 2500 Fcfa qui est relativement élevé par rapport aux autres prix de revente observés dans cette zone. Prière de corriger ou de confirmer avec le QG.</w:t>
       </w:r>
     </w:p>
     <w:p>
@@ -2041,7 +1999,7 @@
         <w:rPr>
           <w:sz w:val="20"/>
         </w:rPr>
-        <w:t xml:space="preserve">- Peu probable! Ibrahima Faye  n'arrive pas  à comprendre un petit texte lu dans une langue locale (s02q03). Veuillez corriger ou donner des explications au QG. Dans les milieux urbains c'est peu probable de voir une école dont les élèves ou étudiants ne dépensent pas en frais d'uniformes, prière de verifier pour Ibrahima Faye et corriger ou confirmer avec le QG. Attention ! Le frais de scolarité (58000 Fcfa) de Ibrahima Faye en 1ére année de Secondaire 1 (Moyen) Général est relativement élevé par rapport aux autres frais de scolarités observés dans cette zone. Prière de corriger ou de confirmer avec le QG. </w:t>
+        <w:t xml:space="preserve">- Peu probable! Ibrahima Faye  n'arrive pas  à comprendre un petit texte lu dans une langue locale (s02q03). Veuillez corriger ou donner des explications au QG. Dans les milieux urbains c'est peu probable de voir une école dont les élèves ou étudiants ne dépensent pas en frais d'uniformes, prière de verifier pour Ibrahima Faye et corriger ou confirmer avec le QG. </w:t>
         <w:br/>
         <w:t xml:space="preserve">- Peu probable! Malick Faye  n'arrive pas  à comprendre un petit texte lu dans une langue locale (s02q03). Veuillez corriger ou donner des explications au QG. Dans les milieux urbains c'est peu probable de voir une école dont les élèves ou étudiants ne dépensent pas en frais d'uniformes, prière de verifier pour Malick Faye et corriger ou confirmer avec le QG. </w:t>
         <w:br/>
@@ -2139,7 +2097,7 @@
         <w:rPr>
           <w:sz w:val="20"/>
         </w:rPr>
-        <w:t>- Attention ! Le prix unitaire d'achat (1000 Fcfa) de Lait caillé en Sachets (Moyen) est relativement élevé par rapport aux autres prix observés dans cette zone. Prière de corriger ou de confirmer avec le QG. Attention ! Le prix unitaire d'achat (50 Fcfa) de Cube alimentaire (Maggi, Jumbo, ) en Cube (Moyen) est relativement élevé par rapport aux autres prix observés dans cette zone. Prière de corriger ou de confirmer avec le QG. Attention ! Le prix unitaire d'achat (700 Fcfa) de Sucre en poudre  en Kg (taille unique) est relativement élevé par rapport aux autres prix observés dans cette zone. Prière de corriger ou de confirmer avec le QG. Avertissement!!! Le ménage a consommé 7 Paquet Tres petit de Thé en sachet, cette quantité semble anormale pour une consommation des 7 derniers jours.Prière de corriger ou de confirmer avec le QG. Avertissement!! le prix unitaire (150 Fcfa) de Thé en sachet (unité: Paquet) de taille Tres petit est très faible ou élevé. Prière de corriger ou de confirmer avec le QG. Incohérence!! Dans ce ménage, chaque individus consomme par jour 12.46119 Kg  de cereale; Prière de revoir les quantités prises de ces produits.</w:t>
+        <w:t>- Attention ! Le prix unitaire d'achat (200 Fcfa) de Manioc en tubercules en Morceau (Portion) (Moyen) est relativement élevé par rapport aux autres prix observés dans cette zone. Prière de corriger ou de confirmer avec le QG. Attention ! Le prix unitaire d'achat (250 Fcfa) de Vinaigre de vin en Bouteille 33cl (taille unique) est relativement élevé par rapport aux autres prix observés dans cette zone. Prière de corriger ou de confirmer avec le QG. Attention ! Le prix unitaire d'achat (50 Fcfa) de Courge en Morceau (Portion) (Petit) est relativement faible par rapport aux autres prix observés dans cette zone. Prière de corriger ou de confirmer avec le QG. Attention ! Le prix unitaire d'achat (50 Fcfa) de Cube alimentaire (Maggi, Jumbo, ) en Cube (Moyen) est relativement élevé par rapport aux autres prix observés dans cette zone. Prière de corriger ou de confirmer avec le QG. Attention ! Le prix unitaire d'achat (700 Fcfa) de Sucre en poudre  en Kg (taille unique) est relativement élevé par rapport aux autres prix observés dans cette zone. Prière de corriger ou de confirmer avec le QG. Avertissement!!! Le ménage a consommé 7 Paquet Tres petit de Thé en sachet, cette quantité semble anormale pour une consommation des 7 derniers jours.Prière de corriger ou de confirmer avec le QG. Avertissement!! le prix unitaire (150 Fcfa) de Thé en sachet (unité: Paquet) de taille Tres petit est très faible ou élevé. Prière de corriger ou de confirmer avec le QG. Incohérence!! Dans ce ménage, chaque individus consomme par jour 25.34214 Kg  de cereale; Prière de revoir les quantités prises de ces produits.</w:t>
       </w:r>
     </w:p>
     <w:p>
@@ -2181,7 +2139,7 @@
         <w:rPr>
           <w:sz w:val="20"/>
         </w:rPr>
-        <w:t>- Attention ! Réfrigérateur a été achété à 350000 Fcfa est relativement élevé par rapport aux autres prix d'achat observés dans cette zone. Prière de corriger ou de confirmer avec le QG. Attention ! Réfrigérateur a été revendu à 250000 Fcfa qui est relativement élevé par rapport aux autres prix de revente observés dans cette zone. Prière de corriger ou de confirmer avec le QG.</w:t>
+        <w:t>- Attention ! Réfrigérateur a été revendu à 250000 Fcfa qui est relativement élevé par rapport aux autres prix de revente observés dans cette zone. Prière de corriger ou de confirmer avec le QG.</w:t>
       </w:r>
     </w:p>
     <w:p>
@@ -2561,9 +2519,7 @@
         </w:rPr>
         <w:t xml:space="preserve">- Avertissement! Veuillez renseigner par oui ou non toutes les modalités de la question s01q47. </w:t>
         <w:br/>
-        <w:t xml:space="preserve">-  Avertissement!!!  Seune Cissé  possède un téléphone android mais dit n'avoir pas accès à l'internet, prière de confirmer cette information avec le QG ou la corriger. </w:t>
-        <w:br/>
-        <w:t>- Attention ! Le montant (5000 Fcfa) dépensé ou reçu en cadeau pour les recharges internet ou de forfaits de données mobiles(hors appels vocaux), aucours des 30 derniers jours de  Ousmane Faye est relativement élevé par rapport aux autres montants depansés observés dans cette zone. Prière de corriger ou de confirmer avec le QG.</w:t>
+        <w:t>-  Avertissement!!!  Seune Cissé  possède un téléphone android mais dit n'avoir pas accès à l'internet, prière de confirmer cette information avec le QG ou la corriger.</w:t>
       </w:r>
     </w:p>
     <w:p>
@@ -2682,7 +2638,7 @@
         <w:rPr>
           <w:sz w:val="20"/>
         </w:rPr>
-        <w:t>- Attention ! Le prix unitaire d'achat (200 Fcfa) de Aubergine sauvage  en Pièce (Moyen) est relativement élevé par rapport aux autres prix observés dans cette zone. Prière de corriger ou de confirmer avec le QG. Attention ! Le prix unitaire d'achat (50 Fcfa) de Ail en Gousse (Moyen) est relativement faible par rapport aux autres prix observés dans cette zone. Prière de corriger ou de confirmer avec le QG. Attention ! Le prix unitaire d'achat (50 Fcfa) de Cube alimentaire (Maggi, Jumbo, ) en Cube (Moyen) est relativement élevé par rapport aux autres prix observés dans cette zone. Prière de corriger ou de confirmer avec le QG. Attention ! Soupçons de quantité anormale! Le ménage de OUSMANE FAYE avec une taille de 7 personnes a consommé 21 miche en Moyen de Pain moderne (Baguette) qui est relativement élevé comme consommation par rapport à la condition de vie des autres ménages de même taille dans cette zone. Prière de corriger ou de confirmer avec le QG. Avertissement!!! Le ménage a consommé 7 Paquet Petit de Thé en sachet, cette quantité semble anormale pour une consommation des 7 derniers jours.Prière de corriger ou de confirmer avec le QG. Avertissement!! le prix unitaire (150 Fcfa) de Thé en sachet (unité: Paquet) de taille Petit est très faible ou élevé. Prière de corriger ou de confirmer avec le QG. Incohérence!! Dans ce ménage, chaque individus consomme par jour 32.32143 Kg  de cereale; Prière de revoir les quantités prises de ces produits.</w:t>
+        <w:t>- Attention ! Le prix unitaire d'achat (150 Fcfa) de Carotte en Pièce (Moyen) est relativement élevé par rapport aux autres prix observés dans cette zone. Prière de corriger ou de confirmer avec le QG. Attention ! Le prix unitaire d'achat (200 Fcfa) de Aubergine   en Pièce (Moyen) est relativement élevé par rapport aux autres prix observés dans cette zone. Prière de corriger ou de confirmer avec le QG. Attention ! Le prix unitaire d'achat (200 Fcfa) de Aubergine sauvage  en Pièce (Moyen) est relativement élevé par rapport aux autres prix observés dans cette zone. Prière de corriger ou de confirmer avec le QG. Attention ! Le prix unitaire d'achat (2000 Fcfa) de Capitaine frais en Tas (Moyen) est relativement élevé par rapport aux autres prix observés dans cette zone. Prière de corriger ou de confirmer avec le QG. Attention ! Le prix unitaire d'achat (300 Fcfa) de Concombre en Pièce (Moyen) est relativement élevé par rapport aux autres prix observés dans cette zone. Prière de corriger ou de confirmer avec le QG. Attention ! Le prix unitaire d'achat (400 Fcfa) de Choux en Pièce (Moyen) est relativement élevé par rapport aux autres prix observés dans cette zone. Prière de corriger ou de confirmer avec le QG. Attention ! Le prix unitaire d'achat (400 Fcfa) de Piment frais en Tas (Petit) est relativement élevé par rapport aux autres prix observés dans cette zone. Prière de corriger ou de confirmer avec le QG. Attention ! Le prix unitaire d'achat (50 Fcfa) de Cube alimentaire (Maggi, Jumbo, ) en Cube (Moyen) est relativement élevé par rapport aux autres prix observés dans cette zone. Prière de corriger ou de confirmer avec le QG. Avertissement!!! Le ménage a consommé 7 Paquet Petit de Thé en sachet, cette quantité semble anormale pour une consommation des 7 derniers jours.Prière de corriger ou de confirmer avec le QG. Avertissement!! le prix unitaire (150 Fcfa) de Thé en sachet (unité: Paquet) de taille Petit est très faible ou élevé. Prière de corriger ou de confirmer avec le QG. Incohérence!! Dans ce ménage, chaque individus consomme par jour 54.69898 Kg  de cereale; Prière de revoir les quantités prises de ces produits.</w:t>
       </w:r>
     </w:p>
     <w:p>
@@ -3280,7 +3236,7 @@
         <w:rPr>
           <w:sz w:val="20"/>
         </w:rPr>
-        <w:t>- Attention ! Le prix unitaire d'achat (1400 Fcfa) de Oignon frais en Kg (taille unique) est relativement élevé par rapport aux autres prix observés dans cette zone. Prière de corriger ou de confirmer avec le QG. Avertissement!! La quantité (4 litre) du produit Huile d'arachide raffinée consommée  par le ménage semble très élevé, prière de corriger ou confirmer avec le QG. Avertissement!!! Le ménage a consommé 27 Cuillère Moyen de Chocolat pâte à tartiner, cette quantité semble anormale pour une consommation des 7 derniers jours.Prière de corriger ou de confirmer avec le QG. Incohérence!! Dans ce ménage, chaque individus consomme par jour 25.17857 Kg  de cereale; Prière de revoir les quantités prises de ces produits.</w:t>
+        <w:t>- Attention ! Le prix unitaire d'achat (1400 Fcfa) de Oignon frais en Kg (taille unique) est relativement élevé par rapport aux autres prix observés dans cette zone. Prière de corriger ou de confirmer avec le QG. Attention ! Le prix unitaire d'achat (2100 Fcfa) de Lait en poudre en Sachets (Moyen) est relativement élevé par rapport aux autres prix observés dans cette zone. Prière de corriger ou de confirmer avec le QG. Attention ! Le prix unitaire d'achat (50 Fcfa) de Ail en Sachets (Moyen) est relativement faible par rapport aux autres prix observés dans cette zone. Prière de corriger ou de confirmer avec le QG. Avertissement!! La quantité (4 litre) du produit Huile d'arachide raffinée consommée  par le ménage semble très élevé, prière de corriger ou confirmer avec le QG. Avertissement!!! Le ménage a consommé 27 Cuillère Moyen de Chocolat pâte à tartiner, cette quantité semble anormale pour une consommation des 7 derniers jours.Prière de corriger ou de confirmer avec le QG. Incohérence!! Dans ce ménage, chaque individus consomme par jour 42.92238 Kg  de cereale; Prière de revoir les quantités prises de ces produits.</w:t>
       </w:r>
     </w:p>
     <w:p>
@@ -3855,7 +3811,7 @@
         <w:rPr>
           <w:sz w:val="20"/>
         </w:rPr>
-        <w:t>- Avertissement!!! Le ménage a consommé 1 Paquet Petit de Thé en sachet, cette quantité semble anormale pour une consommation des 7 derniers jours.Prière de corriger ou de confirmer avec le QG. Avertissement!! le prix unitaire (100 Fcfa) de Thé en sachet (unité: Paquet) de taille Petit est très faible ou élevé. Prière de corriger ou de confirmer avec le QG. Attention ! Le prix unitaire d'achat (100 Fcfa) de Thé en sachet en Paquet (Petit) est relativement faible par rapport aux autres prix observés dans cette zone. Prière de corriger ou de confirmer avec le QG.</w:t>
+        <w:t>- Avertissement!!! Le ménage a consommé 1 Paquet Petit de Thé en sachet, cette quantité semble anormale pour une consommation des 7 derniers jours.Prière de corriger ou de confirmer avec le QG. Avertissement!! le prix unitaire (100 Fcfa) de Thé en sachet (unité: Paquet) de taille Petit est très faible ou élevé. Prière de corriger ou de confirmer avec le QG.</w:t>
       </w:r>
     </w:p>
     <w:p>
@@ -4459,7 +4415,7 @@
         <w:rPr>
           <w:sz w:val="20"/>
         </w:rPr>
-        <w:t>- Attention ! Le prix unitaire d'achat (1500 Fcfa) de Poisson frais type 8 en Morceau (Portion) (Moyen) est relativement élevé par rapport aux autres prix observés dans cette zone. Prière de corriger ou de confirmer avec le QG. Attention ! Le prix unitaire d'achat (200 Fcfa) de Poireau en Tas (Moyen) est relativement élevé par rapport aux autres prix observés dans cette zone. Prière de corriger ou de confirmer avec le QG. Attention ! Le prix unitaire d'achat (4000 Fcfa) de Lait en poudre en Kg (taille unique) est relativement élevé par rapport aux autres prix observés dans cette zone. Prière de corriger ou de confirmer avec le QG. Attention ! Le prix unitaire d'achat (50 Fcfa) de Piment séché en Sachets (Moyen) est relativement faible par rapport aux autres prix observés dans cette zone. Prière de corriger ou de confirmer avec le QG. Attention ! Le prix unitaire d'achat (500 Fcfa) de Poivre en Sachets (Moyen) est relativement élevé par rapport aux autres prix observés dans cette zone. Prière de corriger ou de confirmer avec le QG. Attention ! Le prix unitaire d'achat (500 Fcfa) de Pâte d'arachide en Kg (taille unique) est relativement faible par rapport aux autres prix observés dans cette zone. Prière de corriger ou de confirmer avec le QG. Incohérence!! Dans ce ménage, chaque individus consomme par jour 33.74166 Kg  de cereale; Prière de revoir les quantités prises de ces produits.</w:t>
+        <w:t>- Attention ! Le prix unitaire d'achat (150 Fcfa) de Concentré de tomate en Sachets industriel (Moyen) est relativement élevé par rapport aux autres prix observés dans cette zone. Prière de corriger ou de confirmer avec le QG. Attention ! Le prix unitaire d'achat (1500 Fcfa) de Poisson frais type 8 en Morceau (Portion) (Moyen) est relativement élevé par rapport aux autres prix observés dans cette zone. Prière de corriger ou de confirmer avec le QG. Attention ! Le prix unitaire d'achat (200 Fcfa) de Poireau en Tas (Moyen) est relativement élevé par rapport aux autres prix observés dans cette zone. Prière de corriger ou de confirmer avec le QG. Attention ! Le prix unitaire d'achat (4000 Fcfa) de Lait en poudre en Kg (taille unique) est relativement élevé par rapport aux autres prix observés dans cette zone. Prière de corriger ou de confirmer avec le QG. Attention ! Le prix unitaire d'achat (4500 Fcfa) de Viande de bœuf: filet, faux-filet en Kg (taille unique) est relativement élevé par rapport aux autres prix observés dans cette zone. Prière de corriger ou de confirmer avec le QG. Attention ! Le prix unitaire d'achat (50 Fcfa) de Sel en Sachets (Moyen) est relativement faible par rapport aux autres prix observés dans cette zone. Prière de corriger ou de confirmer avec le QG. Attention ! Le prix unitaire d'achat (500 Fcfa) de Poivre en Sachets (Moyen) est relativement élevé par rapport aux autres prix observés dans cette zone. Prière de corriger ou de confirmer avec le QG. Attention ! Soupçons de quantité anormale! Le ménage de ADAMA DIAWARA avec une taille de 6 personnes a consommé 1 Kg en taille unique de Pâte d'arachide qui est relativement élevé comme consommation par rapport à la condition de vie des autres ménages de même taille dans cette zone. Prière de corriger ou de confirmer avec le QG. Incohérence!! Dans ce ménage, chaque individus consomme par jour 62.15476 Kg  de cereale; Prière de revoir les quantités prises de ces produits.</w:t>
       </w:r>
     </w:p>
     <w:p>
@@ -4599,9 +4555,7 @@
         <w:br/>
         <w:t xml:space="preserve">- Attention ! Ordinateur a été achété à 400000 Fcfa est relativement élevé par rapport aux autres prix d'achat observés dans cette zone. Prière de corriger ou de confirmer avec le QG. </w:t>
         <w:br/>
-        <w:t xml:space="preserve">- Attention ! Salon  (Fauteuils et table basse) a été achété à 1000000 Fcfa est relativement élevé par rapport aux autres prix d'achat observés dans cette zone. Prière de corriger ou de confirmer avec le QG. Attention ! Salon  (Fauteuils et table basse) a été revendu à 500000 Fcfa qui est relativement élevé par rapport aux autres prix de revente observés dans cette zone. Prière de corriger ou de confirmer avec le QG. </w:t>
-        <w:br/>
-        <w:t xml:space="preserve">- Attention ! Tablette a été achété à 80000 Fcfa est relativement élevé par rapport aux autres prix d'achat observés dans cette zone. Prière de corriger ou de confirmer avec le QG. Attention ! Tablette a été revendu à 40000 Fcfa qui est relativement élevé par rapport aux autres prix de revente observés dans cette zone. Prière de corriger ou de confirmer avec le QG. </w:t>
+        <w:t xml:space="preserve">- Attention ! Salon  (Fauteuils et table basse) a été achété à 1000000 Fcfa est relativement élevé par rapport aux autres prix d'achat observés dans cette zone. Prière de corriger ou de confirmer avec le QG. </w:t>
         <w:br/>
         <w:t>- Attention ! Téléphone portable a été achété à 480000 Fcfa est relativement élevé par rapport aux autres prix d'achat observés dans cette zone. Prière de corriger ou de confirmer avec le QG. Attention ! Téléphone portable a été revendu à 240000 Fcfa qui est relativement élevé par rapport aux autres prix de revente observés dans cette zone. Prière de corriger ou de confirmer avec le QG.</w:t>
       </w:r>
@@ -4666,7 +4620,7 @@
         <w:rPr>
           <w:sz w:val="20"/>
         </w:rPr>
-        <w:t>- Avertissement! Le prix de vente (6410.256 Fcfa) d'un Poules / poulets est trop petit. Veuillez confirmer ces informations avec le QG ou apporter les corrections nécessaires. Attention ! Le ménage a vendu 55 Poules / poulets à 55000 donc un prix unitaire d'achat (6410.256 Fcfa) qui  est relativement elevé par rapport aux autres prix observés dans cette zone. Prière de corriger ou de confirmer avec le QG.</w:t>
+        <w:t>- Avertissement! Le prix de vente (6410.256 Fcfa) d'un Poules / poulets est trop petit. Veuillez confirmer ces informations avec le QG ou apporter les corrections nécessaires.</w:t>
       </w:r>
     </w:p>
     <w:p>
@@ -5023,15 +4977,13 @@
         <w:rPr>
           <w:sz w:val="20"/>
         </w:rPr>
-        <w:t xml:space="preserve">- Attention ! Le montant (5000 Fcfa) dépensé ou reçu en cadeau pour les recharges internet ou de forfaits de données mobiles(hors appels vocaux), aucours des 30 derniers jours de  IBRAHIMA DRAME est relativement élevé par rapport aux autres montants depansés observés dans cette zone. Prière de corriger ou de confirmer avec le QG. </w:t>
-        <w:br/>
         <w:t xml:space="preserve">- Les informations sur l'acte de naissance (ni Jours, ni mois et ni années) de  ABDOU SARR DRAME  manquent, s'il vous plait pouvez-vous fournir d'effort pour avoir ces informations. </w:t>
         <w:br/>
         <w:t xml:space="preserve">- Les informations sur l'acte de naissance (ni Jours, ni mois et ni années) de  LEONIE NDELL  manquent, s'il vous plait pouvez-vous fournir d'effort pour avoir ces informations.  Avertissement! Veuillez renseigner par oui ou non toutes les modalités de la question s01q47. </w:t>
         <w:br/>
         <w:t xml:space="preserve">- Les informations sur l'acte de naissance (ni Jours, ni mois et ni années) de  LEONIE SARR  manquent, s'il vous plait pouvez-vous fournir d'effort pour avoir ces informations. </w:t>
         <w:br/>
-        <w:t xml:space="preserve">- Les informations sur l'acte de naissance (ni Jours, ni mois et ni années) de  MARIE HELENE NIANG  manquent, s'il vous plait pouvez-vous fournir d'effort pour avoir ces informations. Attention ! Le montant (5000 Fcfa) dépensé ou reçu en cadeau pour les recharges internet ou de forfaits de données mobiles(hors appels vocaux), aucours des 30 derniers jours de  MARIE HELENE NIANG est relativement élevé par rapport aux autres montants depansés observés dans cette zone. Prière de corriger ou de confirmer avec le QG. </w:t>
+        <w:t xml:space="preserve">- Les informations sur l'acte de naissance (ni Jours, ni mois et ni années) de  MARIE HELENE NIANG  manquent, s'il vous plait pouvez-vous fournir d'effort pour avoir ces informations. </w:t>
         <w:br/>
         <w:t xml:space="preserve">- Les informations sur l'acte de naissance (ni Jours, ni mois et ni années) de  MOUSSA DRAME  manquent, s'il vous plait pouvez-vous fournir d'effort pour avoir ces informations. </w:t>
         <w:br/>
@@ -5133,7 +5085,7 @@
         <w:rPr>
           <w:sz w:val="20"/>
         </w:rPr>
-        <w:t>- Attention ! Le prix unitaire d'achat (1000 Fcfa) de Lait caillé en Sachets (Moyen) est relativement élevé par rapport aux autres prix observés dans cette zone. Prière de corriger ou de confirmer avec le QG. Avertissement!!! Le ménage a consommé 2 Paquet Petit de Thé en sachet, cette quantité semble anormale pour une consommation des 7 derniers jours.Prière de corriger ou de confirmer avec le QG. Avertissement!! le prix unitaire (150 Fcfa) de Thé en sachet (unité: Paquet) de taille Petit est très faible ou élevé. Prière de corriger ou de confirmer avec le QG. Incohérence!! Dans ce ménage, chaque individus consomme par jour 7.242064 Kg  de cereale; Prière de revoir les quantités prises de ces produits. Incohérence!! Dans ce ménage, chaque individus consomme par jour 7.242064 Kg  de cereale; Prière de revoir les quantités prises de ces produits.</w:t>
+        <w:t>- Attention ! Le prix unitaire d'achat (200 Fcfa) de Aubergine   en Pièce (Moyen) est relativement élevé par rapport aux autres prix observés dans cette zone. Prière de corriger ou de confirmer avec le QG. Attention ! Le prix unitaire d'achat (200 Fcfa) de Carotte en Pièce (Moyen) est relativement élevé par rapport aux autres prix observés dans cette zone. Prière de corriger ou de confirmer avec le QG. Attention ! Le prix unitaire d'achat (2000 Fcfa) de Capitaine frais en Tas (Moyen) est relativement élevé par rapport aux autres prix observés dans cette zone. Prière de corriger ou de confirmer avec le QG. Attention ! Le prix unitaire d'achat (250 Fcfa) de Concentré de tomate en Sachets industriel (Moyen) est relativement élevé par rapport aux autres prix observés dans cette zone. Prière de corriger ou de confirmer avec le QG. Attention ! Le prix unitaire d'achat (300 Fcfa) de Feuilles de  Haricot en Tas (Moyen) est relativement élevé par rapport aux autres prix observés dans cette zone. Prière de corriger ou de confirmer avec le QG. Attention ! Le prix unitaire d'achat (300 Fcfa) de Mâchoiron séchée (Kon) en Pièce (Moyen) est relativement élevé par rapport aux autres prix observés dans cette zone. Prière de corriger ou de confirmer avec le QG. Attention ! Le prix unitaire d'achat (500 Fcfa) de Arôme (Maggi, Jumbo, etc.) en Sachets industriel (Moyen) est relativement élevé par rapport aux autres prix observés dans cette zone. Prière de corriger ou de confirmer avec le QG. Avertissement!!! Le ménage a consommé 2 Paquet Petit de Thé en sachet, cette quantité semble anormale pour une consommation des 7 derniers jours.Prière de corriger ou de confirmer avec le QG. Avertissement!! le prix unitaire (150 Fcfa) de Thé en sachet (unité: Paquet) de taille Petit est très faible ou élevé. Prière de corriger ou de confirmer avec le QG. Incohérence!! Dans ce ménage, chaque individus consomme par jour 12.10952 Kg  de cereale; Prière de revoir les quantités prises de ces produits. Incohérence!! Dans ce ménage, chaque individus consomme par jour 12.10952 Kg  de cereale; Prière de revoir les quantités prises de ces produits. Attention ! Le prix unitaire d'achat (600 Fcfa) de Riz local Gambiaka en Kg (taille unique) est relativement élevé par rapport aux autres prix observés dans cette zone. Prière de corriger ou de confirmer avec le QG.</w:t>
       </w:r>
     </w:p>
     <w:p>
@@ -5175,9 +5127,11 @@
         <w:rPr>
           <w:sz w:val="20"/>
         </w:rPr>
+        <w:t xml:space="preserve">- Attention ! Fer à repasser électrique a été achété à 20000 Fcfa est relativement élevé par rapport aux autres prix d'achat observés dans cette zone. Prière de corriger ou de confirmer avec le QG. </w:t>
+        <w:br/>
         <w:t xml:space="preserve">- Attention ! Foyers améliorés a été achété à 200000 Fcfa est relativement élevé par rapport aux autres prix d'achat observés dans cette zone. Prière de corriger ou de confirmer avec le QG. Attention ! Foyers améliorés a été revendu à 75000 Fcfa qui est relativement élevé par rapport aux autres prix de revente observés dans cette zone. Prière de corriger ou de confirmer avec le QG. </w:t>
         <w:br/>
-        <w:t>- Attention ! Lit a été achété à 750000 Fcfa est relativement élevé par rapport aux autres prix d'achat observés dans cette zone. Prière de corriger ou de confirmer avec le QG. Attention ! Lit a été revendu à 400000 Fcfa qui est relativement élevé par rapport aux autres prix de revente observés dans cette zone. Prière de corriger ou de confirmer avec le QG.</w:t>
+        <w:t>- Attention ! Lit a été achété à 750000 Fcfa est relativement élevé par rapport aux autres prix d'achat observés dans cette zone. Prière de corriger ou de confirmer avec le QG.</w:t>
       </w:r>
     </w:p>
     <w:p>
@@ -5599,9 +5553,7 @@
         </w:rPr>
         <w:t xml:space="preserve">- Attention ! Le montant (10000 Fcfa) dépensé ou reçu en cadeau pour les recharges internet ou de forfaits de données mobiles(hors appels vocaux), aucours des 30 derniers jours de  Alioune Faye est relativement élevé par rapport aux autres montants depansés observés dans cette zone. Prière de corriger ou de confirmer avec le QG. </w:t>
         <w:br/>
-        <w:t xml:space="preserve">- Attention ! Le montant (4000 Fcfa) dépensé ou reçu en cadeau pour les recharges internet ou de forfaits de données mobiles(hors appels vocaux), aucours des 30 derniers jours de  Marietou Faye est relativement élevé par rapport aux autres montants depansés observés dans cette zone. Prière de corriger ou de confirmer avec le QG. </w:t>
-        <w:br/>
-        <w:t>- Attention ! Le montant (6000 Fcfa) dépensé ou reçu en cadeau pour les cartes prépayées, les transferts de crédit et les abonnements de  Ndeye Soxna Faye est relativement élevé par rapport aux autres montants depansés observés dans cette zone. Prière de corriger ou de confirmer avec le QG. Attention ! Le montant (4000 Fcfa) dépensé ou reçu en cadeau pour les recharges internet ou de forfaits de données mobiles(hors appels vocaux), aucours des 30 derniers jours de  Ndeye Soxna Faye est relativement élevé par rapport aux autres montants depansés observés dans cette zone. Prière de corriger ou de confirmer avec le QG.</w:t>
+        <w:t>- Attention ! Le montant (6000 Fcfa) dépensé ou reçu en cadeau pour les cartes prépayées, les transferts de crédit et les abonnements de  Ndeye Soxna Faye est relativement élevé par rapport aux autres montants depansés observés dans cette zone. Prière de corriger ou de confirmer avec le QG.</w:t>
       </w:r>
     </w:p>
     <w:p>
@@ -5628,7 +5580,7 @@
         <w:br/>
         <w:t xml:space="preserve">- Peu probable! Alioune Faye  n'arrive pas  à comprendre un petit texte lu dans une langue locale (s02q03). Veuillez corriger ou donner des explications au QG. </w:t>
         <w:br/>
-        <w:t xml:space="preserve">- Peu probable! Codou Faye  n'arrive pas  à comprendre un petit texte lu dans une langue locale (s02q03). Veuillez corriger ou donner des explications au QG. Dans les milieux urbains c'est peu probable de voir une école dont les élèves ou étudiants ne dépensent pas en frais d'uniformes, prière de verifier pour Codou Faye et corriger ou confirmer avec le QG. </w:t>
+        <w:t xml:space="preserve">- Peu probable! Codou Faye  n'arrive pas  à comprendre un petit texte lu dans une langue locale (s02q03). Veuillez corriger ou donner des explications au QG. Dans les milieux urbains c'est peu probable de voir une école dont les élèves ou étudiants ne dépensent pas en frais d'uniformes, prière de verifier pour Codou Faye et corriger ou confirmer avec le QG. Attention ! Le frais de scolarité (150000 Fcfa) de Codou Faye en 4ème année de Primaire est relativement élevé par rapport aux autres frais de scolarités observés dans cette zone. Prière de corriger ou de confirmer avec le QG. </w:t>
         <w:br/>
         <w:t xml:space="preserve">- Peu probable! Codou Thiaw  n'arrive pas  à comprendre un petit texte lu dans une langue locale (s02q03). Veuillez corriger ou donner des explications au QG. Peu probable! Codou Thiaw  ne sait ni lire, ni écrire, ni comprendre dans aucune des langues  (s02q01,s02q02,s02q03). Veuillez corriger ou donner des explications au QG. </w:t>
         <w:br/>
@@ -5739,7 +5691,7 @@
         <w:rPr>
           <w:sz w:val="20"/>
         </w:rPr>
-        <w:t>- Attention ! Le prix unitaire d'achat (100 Fcfa) de Citron en Pièce (Moyen) est relativement élevé par rapport aux autres prix observés dans cette zone. Prière de corriger ou de confirmer avec le QG. Attention ! Le prix unitaire d'achat (150 Fcfa) de Ail en Gousse (Moyen) est relativement élevé par rapport aux autres prix observés dans cette zone. Prière de corriger ou de confirmer avec le QG. Attention ! Le prix unitaire d'achat (200 Fcfa) de Poireau en Tas (Moyen) est relativement élevé par rapport aux autres prix observés dans cette zone. Prière de corriger ou de confirmer avec le QG. Attention ! Le prix unitaire d'achat (350 Fcfa) de Sucre en poudre  en Sachets (Moyen) est relativement élevé par rapport aux autres prix observés dans cette zone. Prière de corriger ou de confirmer avec le QG. Avertissement!! La quantité (3.5 litre) du produit Huile d'arachide raffinée consommée  par le ménage semble très élevé, prière de corriger ou confirmer avec le QG. Avertissement!!! Le ménage a consommé 7 Paquet Petit de Thé en sachet, cette quantité semble anormale pour une consommation des 7 derniers jours.Prière de corriger ou de confirmer avec le QG. Avertissement!! le prix unitaire (150 Fcfa) de Thé en sachet (unité: Paquet) de taille Petit est très faible ou élevé. Prière de corriger ou de confirmer avec le QG. Incohérence!! Dans ce ménage, chaque individus consomme par jour 1.011905 Kg  de cereale; Prière de revoir les quantités prises de ces produits. Incohérence!! Dans ce ménage, chaque individus consomme par jour 1.011905 Kg  de cereale; Prière de revoir les quantités prises de ces produits. Incohérence!! Dans ce ménage, chaque individus consomme par jour 1.011905 Kg  de cereale; Prière de revoir les quantités prises de ces produits. Attention ! Le prix unitaire d'achat (900 Fcfa) de Riz local Gambiaka en Kg (taille unique) est relativement élevé par rapport aux autres prix observés dans cette zone. Prière de corriger ou de confirmer avec le QG.</w:t>
+        <w:t>- Attention ! Le prix unitaire d'achat (100 Fcfa) de Citron en Pièce (Moyen) est relativement élevé par rapport aux autres prix observés dans cette zone. Prière de corriger ou de confirmer avec le QG. Attention ! Le prix unitaire d'achat (150 Fcfa) de Carotte en Pièce (Moyen) est relativement élevé par rapport aux autres prix observés dans cette zone. Prière de corriger ou de confirmer avec le QG. Attention ! Le prix unitaire d'achat (200 Fcfa) de Poireau en Tas (Moyen) est relativement élevé par rapport aux autres prix observés dans cette zone. Prière de corriger ou de confirmer avec le QG. Attention ! Le prix unitaire d'achat (200 Fcfa) de Poivre en Sachets (Moyen) est relativement élevé par rapport aux autres prix observés dans cette zone. Prière de corriger ou de confirmer avec le QG. Attention ! Le prix unitaire d'achat (250 Fcfa) de Tomate fraîche en Sachets (Moyen) est relativement élevé par rapport aux autres prix observés dans cette zone. Prière de corriger ou de confirmer avec le QG. Attention ! Le prix unitaire d'achat (300 Fcfa) de Tamarin noir en Sachets (Moyen) est relativement élevé par rapport aux autres prix observés dans cette zone. Prière de corriger ou de confirmer avec le QG. Attention ! Le prix unitaire d'achat (350 Fcfa) de Sucre en poudre  en Sachets (Moyen) est relativement élevé par rapport aux autres prix observés dans cette zone. Prière de corriger ou de confirmer avec le QG. Avertissement!! La quantité (3.5 litre) du produit Huile d'arachide raffinée consommée  par le ménage semble très élevé, prière de corriger ou confirmer avec le QG. Avertissement!!! Le ménage a consommé 7 Paquet Petit de Thé en sachet, cette quantité semble anormale pour une consommation des 7 derniers jours.Prière de corriger ou de confirmer avec le QG. Avertissement!! le prix unitaire (150 Fcfa) de Thé en sachet (unité: Paquet) de taille Petit est très faible ou élevé. Prière de corriger ou de confirmer avec le QG. Incohérence!! Dans ce ménage, chaque individus consomme par jour 1.011905 Kg  de cereale; Prière de revoir les quantités prises de ces produits. Incohérence!! Dans ce ménage, chaque individus consomme par jour 1.011905 Kg  de cereale; Prière de revoir les quantités prises de ces produits. Incohérence!! Dans ce ménage, chaque individus consomme par jour 1.011905 Kg  de cereale; Prière de revoir les quantités prises de ces produits. Attention ! Le prix unitaire d'achat (900 Fcfa) de Riz local Gambiaka en Kg (taille unique) est relativement élevé par rapport aux autres prix observés dans cette zone. Prière de corriger ou de confirmer avec le QG.</w:t>
       </w:r>
     </w:p>
     <w:p>
@@ -6412,7 +6364,7 @@
         <w:rPr>
           <w:sz w:val="20"/>
         </w:rPr>
-        <w:t>- Attention ! Le prix unitaire d'achat (100 Fcfa) de Piment séché en Sachets (Tres petit) est relativement élevé par rapport aux autres prix observés dans cette zone. Prière de corriger ou de confirmer avec le QG. Incohérence!! Dans ce ménage, chaque individus consomme par jour 26.73786 Kg  de cereale; Prière de revoir les quantités prises de ces produits.</w:t>
+        <w:t>- Attention ! Le prix unitaire d'achat (100 Fcfa) de Piment séché en Sachets (Tres petit) est relativement élevé par rapport aux autres prix observés dans cette zone. Prière de corriger ou de confirmer avec le QG. Attention ! Le prix unitaire d'achat (2500 Fcfa) de Lait en poudre en Sachets (Moyen) est relativement élevé par rapport aux autres prix observés dans cette zone. Prière de corriger ou de confirmer avec le QG. Incohérence!! Dans ce ménage, chaque individus consomme par jour 47.64071 Kg  de cereale; Prière de revoir les quantités prises de ces produits.</w:t>
       </w:r>
     </w:p>
     <w:p>
@@ -6477,7 +6429,7 @@
         <w:rPr>
           <w:sz w:val="20"/>
         </w:rPr>
-        <w:t xml:space="preserve">- Attention ! Appareil TV a été achété à 300000 Fcfa est relativement élevé par rapport aux autres prix d'achat observés dans cette zone. Prière de corriger ou de confirmer avec le QG. Attention ! Appareil TV a été revendu à 150000 Fcfa qui est relativement élevé par rapport aux autres prix de revente observés dans cette zone. Prière de corriger ou de confirmer avec le QG. </w:t>
+        <w:t xml:space="preserve">- Attention ! Appareil TV a été achété à 300000 Fcfa est relativement élevé par rapport aux autres prix d'achat observés dans cette zone. Prière de corriger ou de confirmer avec le QG. </w:t>
         <w:br/>
         <w:t>- Attention ! Fer à repasser à charbon a été achété à 12000 Fcfa est relativement élevé par rapport aux autres prix d'achat observés dans cette zone. Prière de corriger ou de confirmer avec le QG.</w:t>
       </w:r>
@@ -7063,7 +7015,7 @@
         <w:rPr>
           <w:sz w:val="20"/>
         </w:rPr>
-        <w:t>- Attention ! Le prix unitaire d'achat (2000 Fcfa) de Poisson frais type 9 en Tas (Moyen) est relativement élevé par rapport aux autres prix observés dans cette zone. Prière de corriger ou de confirmer avec le QG. Attention ! Le prix unitaire d'achat (500 Fcfa) de Gombo frais en Tas (Moyen) est relativement élevé par rapport aux autres prix observés dans cette zone. Prière de corriger ou de confirmer avec le QG. Avertissement!! le prix unitaire (150 Fcfa) de Thé en sachet (unité: Sachets) de taille Petit est très faible ou élevé. Prière de corriger ou de confirmer avec le QG.</w:t>
+        <w:t>- Attention ! Le prix unitaire d'achat (150 Fcfa) de Aubergine   en Pièce (Moyen) est relativement élevé par rapport aux autres prix observés dans cette zone. Prière de corriger ou de confirmer avec le QG. Attention ! Le prix unitaire d'achat (200 Fcfa) de Courge en Pièce (Moyen) est relativement élevé par rapport aux autres prix observés dans cette zone. Prière de corriger ou de confirmer avec le QG. Attention ! Le prix unitaire d'achat (200 Fcfa) de Poivre en Sachets (Moyen) est relativement élevé par rapport aux autres prix observés dans cette zone. Prière de corriger ou de confirmer avec le QG. Attention ! Le prix unitaire d'achat (200 Fcfa) de Tamarin noir en Sachets (Moyen) est relativement élevé par rapport aux autres prix observés dans cette zone. Prière de corriger ou de confirmer avec le QG. Attention ! Le prix unitaire d'achat (2000 Fcfa) de Poisson frais type 9 en Tas (Moyen) est relativement élevé par rapport aux autres prix observés dans cette zone. Prière de corriger ou de confirmer avec le QG. Attention ! Le prix unitaire d'achat (4500 Fcfa) de Viande de bœuf: filet, faux-filet en Kg (taille unique) est relativement élevé par rapport aux autres prix observés dans cette zone. Prière de corriger ou de confirmer avec le QG. Attention ! Le prix unitaire d'achat (50 Fcfa) de Sel en Sachets (Moyen) est relativement faible par rapport aux autres prix observés dans cette zone. Prière de corriger ou de confirmer avec le QG. Attention ! Le prix unitaire d'achat (500 Fcfa) de Gombo frais en Tas (Moyen) est relativement élevé par rapport aux autres prix observés dans cette zone. Prière de corriger ou de confirmer avec le QG. Avertissement!! le prix unitaire (150 Fcfa) de Thé en sachet (unité: Sachets) de taille Petit est très faible ou élevé. Prière de corriger ou de confirmer avec le QG. Incohérence!! Dans ce ménage, chaque individus consomme par jour .7255639 Kg  de cereale; Prière de revoir les quantités prises de ces produits. Attention ! Le prix unitaire d'achat (600 Fcfa) de Riz local Gambiaka en Kg (taille unique) est relativement élevé par rapport aux autres prix observés dans cette zone. Prière de corriger ou de confirmer avec le QG.</w:t>
       </w:r>
     </w:p>
     <w:p>
@@ -7173,27 +7125,6 @@
           <w:sz w:val="20"/>
         </w:rPr>
         <w:t>- Le montant (FCFA) du loyer mensuel payé pour un logement comme le votre dans ce village/quartier est trop élevé, Veuillez s'il vous plaît corriger cette information.</w:t>
-      </w:r>
-    </w:p>
-    <w:p>
-      <w:r>
-        <w:rPr>
-          <w:b/>
-          <w:color w:val="4672C4"/>
-          <w:sz w:val="22"/>
-        </w:rPr>
-        <w:t>&gt;&gt; Section12 - Actifs du menage</w:t>
-      </w:r>
-    </w:p>
-    <w:p>
-      <w:pPr>
-        <w:ind w:left="283"/>
-      </w:pPr>
-      <w:r>
-        <w:rPr>
-          <w:sz w:val="20"/>
-        </w:rPr>
-        <w:t>- Attention ! Tapis a été achété à 36000 Fcfa est relativement élevé par rapport aux autres prix d'achat observés dans cette zone. Prière de corriger ou de confirmer avec le QG. Attention ! Tapis a été revendu à 25000 Fcfa qui est relativement élevé par rapport aux autres prix de revente observés dans cette zone. Prière de corriger ou de confirmer avec le QG.</w:t>
       </w:r>
     </w:p>
     <w:p>
